--- a/Especializacion/Evaluaciones/2026-2/Fichas de evaluacion/10 - G-010 - Plataforma preparacion concursos DIAN/2 - Hoja de respuestas.docx
+++ b/Especializacion/Evaluaciones/2026-2/Fichas de evaluacion/10 - G-010 - Plataforma preparacion concursos DIAN/2 - Hoja de respuestas.docx
@@ -250,7 +250,7 @@
           <w:color w:val="2B2B2B"/>
           <w:sz w:val="22"/>
         </w:rPr>
-        <w:t xml:space="preserve"> ________________________</w:t>
+        <w:t xml:space="preserve"> _________________</w:t>
       </w:r>
     </w:p>
     <w:p>
@@ -284,7 +284,7 @@
           <w:color w:val="2B2B2B"/>
           <w:sz w:val="22"/>
         </w:rPr>
-        <w:t>Jose David Puello Avilez: ______________________________________________________</w:t>
+        <w:t>Jose David Puello Avilez: _______________________________________________________________</w:t>
       </w:r>
     </w:p>
     <w:p>
@@ -298,7 +298,7 @@
           <w:color w:val="2B2B2B"/>
           <w:sz w:val="22"/>
         </w:rPr>
-        <w:t>Jenny Viviana Rivas Rivas: ______________________________________________________</w:t>
+        <w:t>Jenny Viviana Rivas Rivas: ______________________________________________________________</w:t>
       </w:r>
     </w:p>
     <w:p>
@@ -348,327 +348,9 @@
           <w:color w:val="007433"/>
           <w:sz w:val="32"/>
         </w:rPr>
-        <w:t>A · MIENTRAS EXPONEN — marcar, no redactar</w:t>
+        <w:t>A · MIENTRAS EXPONEN — marcar ✓ ~ ✗ y escribir en la línea</w:t>
       </w:r>
     </w:p>
-    <w:tbl>
-      <w:tblPr>
-        <w:tblStyle w:val="TableGrid"/>
-        <w:tblW w:type="auto" w:w="0"/>
-        <w:tblLook w:firstColumn="1" w:firstRow="1" w:lastColumn="0" w:lastRow="0" w:noHBand="0" w:noVBand="1" w:val="04A0"/>
-      </w:tblPr>
-      <w:tblGrid>
-        <w:gridCol w:w="3264"/>
-        <w:gridCol w:w="3264"/>
-        <w:gridCol w:w="3264"/>
-      </w:tblGrid>
-      <w:tr>
-        <w:tc>
-          <w:tcPr>
-            <w:tcW w:type="dxa" w:w="3264"/>
-            <w:shd w:val="clear" w:fill="0C2340"/>
-            <w:shd w:val="clear" w:fill="0C2340"/>
-          </w:tcPr>
-          <w:p>
-            <w:r>
-              <w:rPr>
-                <w:rFonts w:ascii="Calibri" w:hAnsi="Calibri"/>
-                <w:b/>
-                <w:color w:val="FFFFFF"/>
-              </w:rPr>
-            </w:r>
-            <w:r>
-              <w:rPr>
-                <w:rFonts w:ascii="Calibri" w:hAnsi="Calibri"/>
-                <w:b/>
-                <w:color w:val="FFFFFF"/>
-                <w:sz w:val="21"/>
-              </w:rPr>
-              <w:t>Bloque (min esperados)</w:t>
-            </w:r>
-          </w:p>
-        </w:tc>
-        <w:tc>
-          <w:tcPr>
-            <w:tcW w:type="dxa" w:w="3264"/>
-            <w:shd w:val="clear" w:fill="0C2340"/>
-            <w:shd w:val="clear" w:fill="0C2340"/>
-          </w:tcPr>
-          <w:p>
-            <w:r>
-              <w:rPr>
-                <w:rFonts w:ascii="Calibri" w:hAnsi="Calibri"/>
-                <w:b/>
-                <w:color w:val="FFFFFF"/>
-              </w:rPr>
-            </w:r>
-            <w:r>
-              <w:rPr>
-                <w:rFonts w:ascii="Calibri" w:hAnsi="Calibri"/>
-                <w:b/>
-                <w:color w:val="FFFFFF"/>
-                <w:sz w:val="21"/>
-              </w:rPr>
-              <w:t>✓ ~ ✗</w:t>
-            </w:r>
-          </w:p>
-        </w:tc>
-        <w:tc>
-          <w:tcPr>
-            <w:tcW w:type="dxa" w:w="3264"/>
-            <w:shd w:val="clear" w:fill="0C2340"/>
-            <w:shd w:val="clear" w:fill="0C2340"/>
-          </w:tcPr>
-          <w:p>
-            <w:r>
-              <w:rPr>
-                <w:rFonts w:ascii="Calibri" w:hAnsi="Calibri"/>
-                <w:b/>
-                <w:color w:val="FFFFFF"/>
-              </w:rPr>
-            </w:r>
-            <w:r>
-              <w:rPr>
-                <w:rFonts w:ascii="Calibri" w:hAnsi="Calibri"/>
-                <w:b/>
-                <w:color w:val="FFFFFF"/>
-                <w:sz w:val="21"/>
-              </w:rPr>
-              <w:t>Una línea</w:t>
-            </w:r>
-          </w:p>
-        </w:tc>
-      </w:tr>
-      <w:tr>
-        <w:tc>
-          <w:tcPr>
-            <w:tcW w:type="dxa" w:w="3264"/>
-          </w:tcPr>
-          <w:p>
-            <w:r/>
-            <w:r>
-              <w:rPr>
-                <w:rFonts w:ascii="Calibri" w:hAnsi="Calibri"/>
-                <w:b w:val="0"/>
-                <w:color w:val="2B2B2B"/>
-                <w:sz w:val="20"/>
-              </w:rPr>
-              <w:t>Problema y pregunta (2 min)</w:t>
-            </w:r>
-          </w:p>
-        </w:tc>
-        <w:tc>
-          <w:tcPr>
-            <w:tcW w:type="dxa" w:w="3264"/>
-          </w:tcPr>
-          <w:p>
-            <w:r/>
-          </w:p>
-        </w:tc>
-        <w:tc>
-          <w:tcPr>
-            <w:tcW w:type="dxa" w:w="3264"/>
-          </w:tcPr>
-          <w:p>
-            <w:r/>
-          </w:p>
-        </w:tc>
-      </w:tr>
-      <w:tr>
-        <w:tc>
-          <w:tcPr>
-            <w:tcW w:type="dxa" w:w="3264"/>
-            <w:shd w:val="clear" w:fill="F5F7F5"/>
-            <w:shd w:val="clear" w:fill="F5F7F5"/>
-          </w:tcPr>
-          <w:p>
-            <w:r/>
-            <w:r>
-              <w:rPr>
-                <w:rFonts w:ascii="Calibri" w:hAnsi="Calibri"/>
-                <w:b w:val="0"/>
-                <w:color w:val="2B2B2B"/>
-                <w:sz w:val="20"/>
-              </w:rPr>
-              <w:t>Objetivos (1 min)</w:t>
-            </w:r>
-          </w:p>
-        </w:tc>
-        <w:tc>
-          <w:tcPr>
-            <w:tcW w:type="dxa" w:w="3264"/>
-            <w:shd w:val="clear" w:fill="F5F7F5"/>
-            <w:shd w:val="clear" w:fill="F5F7F5"/>
-          </w:tcPr>
-          <w:p>
-            <w:r/>
-          </w:p>
-        </w:tc>
-        <w:tc>
-          <w:tcPr>
-            <w:tcW w:type="dxa" w:w="3264"/>
-            <w:shd w:val="clear" w:fill="F5F7F5"/>
-            <w:shd w:val="clear" w:fill="F5F7F5"/>
-          </w:tcPr>
-          <w:p>
-            <w:r/>
-          </w:p>
-        </w:tc>
-      </w:tr>
-      <w:tr>
-        <w:tc>
-          <w:tcPr>
-            <w:tcW w:type="dxa" w:w="3264"/>
-          </w:tcPr>
-          <w:p>
-            <w:r/>
-            <w:r>
-              <w:rPr>
-                <w:rFonts w:ascii="Calibri" w:hAnsi="Calibri"/>
-                <w:b w:val="0"/>
-                <w:color w:val="2B2B2B"/>
-                <w:sz w:val="20"/>
-              </w:rPr>
-              <w:t>Método (2-3 min)</w:t>
-            </w:r>
-          </w:p>
-        </w:tc>
-        <w:tc>
-          <w:tcPr>
-            <w:tcW w:type="dxa" w:w="3264"/>
-          </w:tcPr>
-          <w:p>
-            <w:r/>
-          </w:p>
-        </w:tc>
-        <w:tc>
-          <w:tcPr>
-            <w:tcW w:type="dxa" w:w="3264"/>
-          </w:tcPr>
-          <w:p>
-            <w:r/>
-          </w:p>
-        </w:tc>
-      </w:tr>
-      <w:tr>
-        <w:tc>
-          <w:tcPr>
-            <w:tcW w:type="dxa" w:w="3264"/>
-            <w:shd w:val="clear" w:fill="F5F7F5"/>
-            <w:shd w:val="clear" w:fill="F5F7F5"/>
-          </w:tcPr>
-          <w:p>
-            <w:r/>
-            <w:r>
-              <w:rPr>
-                <w:rFonts w:ascii="Calibri" w:hAnsi="Calibri"/>
-                <w:b w:val="0"/>
-                <w:color w:val="2B2B2B"/>
-                <w:sz w:val="20"/>
-              </w:rPr>
-              <w:t>Resultados (3 min)</w:t>
-            </w:r>
-          </w:p>
-        </w:tc>
-        <w:tc>
-          <w:tcPr>
-            <w:tcW w:type="dxa" w:w="3264"/>
-            <w:shd w:val="clear" w:fill="F5F7F5"/>
-            <w:shd w:val="clear" w:fill="F5F7F5"/>
-          </w:tcPr>
-          <w:p>
-            <w:r/>
-          </w:p>
-        </w:tc>
-        <w:tc>
-          <w:tcPr>
-            <w:tcW w:type="dxa" w:w="3264"/>
-            <w:shd w:val="clear" w:fill="F5F7F5"/>
-            <w:shd w:val="clear" w:fill="F5F7F5"/>
-          </w:tcPr>
-          <w:p>
-            <w:r/>
-          </w:p>
-        </w:tc>
-      </w:tr>
-      <w:tr>
-        <w:tc>
-          <w:tcPr>
-            <w:tcW w:type="dxa" w:w="3264"/>
-          </w:tcPr>
-          <w:p>
-            <w:r/>
-            <w:r>
-              <w:rPr>
-                <w:rFonts w:ascii="Calibri" w:hAnsi="Calibri"/>
-                <w:b w:val="0"/>
-                <w:color w:val="2B2B2B"/>
-                <w:sz w:val="20"/>
-              </w:rPr>
-              <w:t>Discusión y conclusión (2-3 min)</w:t>
-            </w:r>
-          </w:p>
-        </w:tc>
-        <w:tc>
-          <w:tcPr>
-            <w:tcW w:type="dxa" w:w="3264"/>
-          </w:tcPr>
-          <w:p>
-            <w:r/>
-          </w:p>
-        </w:tc>
-        <w:tc>
-          <w:tcPr>
-            <w:tcW w:type="dxa" w:w="3264"/>
-          </w:tcPr>
-          <w:p>
-            <w:r/>
-          </w:p>
-        </w:tc>
-      </w:tr>
-      <w:tr>
-        <w:tc>
-          <w:tcPr>
-            <w:tcW w:type="dxa" w:w="3264"/>
-            <w:shd w:val="clear" w:fill="F5F7F5"/>
-            <w:shd w:val="clear" w:fill="F5F7F5"/>
-          </w:tcPr>
-          <w:p>
-            <w:r/>
-            <w:r>
-              <w:rPr>
-                <w:rFonts w:ascii="Calibri" w:hAnsi="Calibri"/>
-                <w:b w:val="0"/>
-                <w:color w:val="2B2B2B"/>
-                <w:sz w:val="20"/>
-              </w:rPr>
-              <w:t>Aporte y cierre (1 min)</w:t>
-            </w:r>
-          </w:p>
-        </w:tc>
-        <w:tc>
-          <w:tcPr>
-            <w:tcW w:type="dxa" w:w="3264"/>
-            <w:shd w:val="clear" w:fill="F5F7F5"/>
-            <w:shd w:val="clear" w:fill="F5F7F5"/>
-          </w:tcPr>
-          <w:p>
-            <w:r/>
-          </w:p>
-        </w:tc>
-        <w:tc>
-          <w:tcPr>
-            <w:tcW w:type="dxa" w:w="3264"/>
-            <w:shd w:val="clear" w:fill="F5F7F5"/>
-            <w:shd w:val="clear" w:fill="F5F7F5"/>
-          </w:tcPr>
-          <w:p>
-            <w:r/>
-          </w:p>
-        </w:tc>
-      </w:tr>
-    </w:tbl>
-    <w:p/>
     <w:p>
       <w:r>
         <w:rPr>
@@ -731,6 +413,126 @@
       </w:r>
     </w:p>
     <w:p>
+      <w:r>
+        <w:rPr>
+          <w:rFonts w:ascii="Calibri" w:hAnsi="Calibri"/>
+          <w:b/>
+          <w:color w:val="2B2B2B"/>
+          <w:sz w:val="22"/>
+        </w:rPr>
+        <w:t>Problema y pregunta (2 min)</w:t>
+      </w:r>
+      <w:r>
+        <w:rPr>
+          <w:rFonts w:ascii="Calibri" w:hAnsi="Calibri"/>
+          <w:b w:val="0"/>
+          <w:color w:val="2B2B2B"/>
+          <w:sz w:val="22"/>
+        </w:rPr>
+        <w:t xml:space="preserve"> ✓ ~ ✗ · __________________________________________________________</w:t>
+      </w:r>
+    </w:p>
+    <w:p>
+      <w:r>
+        <w:rPr>
+          <w:rFonts w:ascii="Calibri" w:hAnsi="Calibri"/>
+          <w:b/>
+          <w:color w:val="2B2B2B"/>
+          <w:sz w:val="22"/>
+        </w:rPr>
+        <w:t>Objetivos (1 min)</w:t>
+      </w:r>
+      <w:r>
+        <w:rPr>
+          <w:rFonts w:ascii="Calibri" w:hAnsi="Calibri"/>
+          <w:b w:val="0"/>
+          <w:color w:val="2B2B2B"/>
+          <w:sz w:val="22"/>
+        </w:rPr>
+        <w:t xml:space="preserve"> ✓ ~ ✗ · ___________________________________________________________________</w:t>
+      </w:r>
+    </w:p>
+    <w:p>
+      <w:r>
+        <w:rPr>
+          <w:rFonts w:ascii="Calibri" w:hAnsi="Calibri"/>
+          <w:b/>
+          <w:color w:val="2B2B2B"/>
+          <w:sz w:val="22"/>
+        </w:rPr>
+        <w:t>Método (2-3 min)</w:t>
+      </w:r>
+      <w:r>
+        <w:rPr>
+          <w:rFonts w:ascii="Calibri" w:hAnsi="Calibri"/>
+          <w:b w:val="0"/>
+          <w:color w:val="2B2B2B"/>
+          <w:sz w:val="22"/>
+        </w:rPr>
+        <w:t xml:space="preserve"> ✓ ~ ✗ · ___________________________________________________________________</w:t>
+      </w:r>
+    </w:p>
+    <w:p>
+      <w:r>
+        <w:rPr>
+          <w:rFonts w:ascii="Calibri" w:hAnsi="Calibri"/>
+          <w:b/>
+          <w:color w:val="2B2B2B"/>
+          <w:sz w:val="22"/>
+        </w:rPr>
+        <w:t>Resultados (3 min)</w:t>
+      </w:r>
+      <w:r>
+        <w:rPr>
+          <w:rFonts w:ascii="Calibri" w:hAnsi="Calibri"/>
+          <w:b w:val="0"/>
+          <w:color w:val="2B2B2B"/>
+          <w:sz w:val="22"/>
+        </w:rPr>
+        <w:t xml:space="preserve"> ✓ ~ ✗ · __________________________________________________________________</w:t>
+      </w:r>
+    </w:p>
+    <w:p>
+      <w:r>
+        <w:rPr>
+          <w:rFonts w:ascii="Calibri" w:hAnsi="Calibri"/>
+          <w:b/>
+          <w:color w:val="2B2B2B"/>
+          <w:sz w:val="22"/>
+        </w:rPr>
+        <w:t>Discusión y conclusión (2-3 min)</w:t>
+      </w:r>
+      <w:r>
+        <w:rPr>
+          <w:rFonts w:ascii="Calibri" w:hAnsi="Calibri"/>
+          <w:b w:val="0"/>
+          <w:color w:val="2B2B2B"/>
+          <w:sz w:val="22"/>
+        </w:rPr>
+        <w:t xml:space="preserve"> ✓ ~ ✗ · _______________________________________________________</w:t>
+      </w:r>
+    </w:p>
+    <w:p>
+      <w:r>
+        <w:rPr>
+          <w:rFonts w:ascii="Calibri" w:hAnsi="Calibri"/>
+          <w:b/>
+          <w:color w:val="2B2B2B"/>
+          <w:sz w:val="22"/>
+        </w:rPr>
+        <w:t>Aporte y cierre (1 min)</w:t>
+      </w:r>
+      <w:r>
+        <w:rPr>
+          <w:rFonts w:ascii="Calibri" w:hAnsi="Calibri"/>
+          <w:b w:val="0"/>
+          <w:color w:val="2B2B2B"/>
+          <w:sz w:val="22"/>
+        </w:rPr>
+        <w:t xml:space="preserve"> ✓ ~ ✗ · _______________________________________________________________</w:t>
+      </w:r>
+    </w:p>
+    <w:p>
       <w:pPr>
         <w:spacing w:before="200" w:after="60"/>
       </w:pPr>
@@ -746,16 +548,18 @@
     </w:p>
     <w:p>
       <w:pPr>
-        <w:pStyle w:val="ListBullet"/>
+        <w:ind w:left="432"/>
+        <w:shd w:val="clear" w:fill="E8F5EC"/>
       </w:pPr>
       <w:r>
         <w:rPr>
           <w:rFonts w:ascii="Calibri" w:hAnsi="Calibri"/>
           <w:b w:val="0"/>
+          <w:i/>
           <w:color w:val="2B2B2B"/>
-          <w:sz w:val="22"/>
+          <w:sz w:val="21"/>
         </w:rPr>
-        <w:t>[ ] Si no mostraron la plataforma funcionando → P1 y pedir URL o captura fechada</w:t>
+        <w:t>Lo que va entre « » se lee tal cual. La página en negrita es la que sostiene la pregunta: si la respuesta la contradice, se anota abajo con esa página.</w:t>
       </w:r>
     </w:p>
     <w:p>
@@ -769,7 +573,67 @@
           <w:color w:val="2B2B2B"/>
           <w:sz w:val="22"/>
         </w:rPr>
-        <w:t>[ ] Si mostraron la plataforma y era Power Pages/Power BI → P1 resuelta: anotar y pedir por qué el documento dice Glide</w:t>
+        <w:t xml:space="preserve">[ ] Si no mostraron la plataforma funcionando → P1 y pedir URL o captura fechada  </w:t>
+      </w:r>
+      <w:r>
+        <w:rPr>
+          <w:rFonts w:ascii="Calibri" w:hAnsi="Calibri"/>
+          <w:b/>
+          <w:color w:val="2B2B2B"/>
+          <w:sz w:val="22"/>
+        </w:rPr>
+        <w:t>(pp. 1-78)</w:t>
+      </w:r>
+    </w:p>
+    <w:p>
+      <w:pPr>
+        <w:pStyle w:val="ListBullet2"/>
+      </w:pPr>
+      <w:r>
+        <w:rPr>
+          <w:rFonts w:ascii="Calibri" w:hAnsi="Calibri"/>
+          <w:b w:val="0"/>
+          <w:color w:val="2B2B2B"/>
+          <w:sz w:val="22"/>
+        </w:rPr>
+        <w:t>Preguntar así: «¿podemos ver el prototipo ahora, aunque sea la pantalla principal y un simulacro?»</w:t>
+      </w:r>
+    </w:p>
+    <w:p>
+      <w:pPr>
+        <w:pStyle w:val="ListBullet"/>
+      </w:pPr>
+      <w:r>
+        <w:rPr>
+          <w:rFonts w:ascii="Calibri" w:hAnsi="Calibri"/>
+          <w:b w:val="0"/>
+          <w:color w:val="2B2B2B"/>
+          <w:sz w:val="22"/>
+        </w:rPr>
+        <w:t xml:space="preserve">[ ] Si mostraron la plataforma y era Power Pages/Power BI → P1 resuelta: anotar y pedir por qué el documento dice Glide  </w:t>
+      </w:r>
+      <w:r>
+        <w:rPr>
+          <w:rFonts w:ascii="Calibri" w:hAnsi="Calibri"/>
+          <w:b/>
+          <w:color w:val="2B2B2B"/>
+          <w:sz w:val="22"/>
+        </w:rPr>
+        <w:t>(p. 15)</w:t>
+      </w:r>
+    </w:p>
+    <w:p>
+      <w:pPr>
+        <w:pStyle w:val="ListBullet2"/>
+      </w:pPr>
+      <w:r>
+        <w:rPr>
+          <w:rFonts w:ascii="Calibri" w:hAnsi="Calibri"/>
+          <w:b w:val="0"/>
+          <w:color w:val="2B2B2B"/>
+          <w:sz w:val="22"/>
+        </w:rPr>
+        <w:t>Preguntar así: «¿por qué los objetivos de la p. 15 siguen escritos con herramientas de Google?»</w:t>
       </w:r>
     </w:p>
     <w:p>
@@ -788,6 +652,20 @@
     </w:p>
     <w:p>
       <w:pPr>
+        <w:pStyle w:val="ListBullet2"/>
+      </w:pPr>
+      <w:r>
+        <w:rPr>
+          <w:rFonts w:ascii="Calibri" w:hAnsi="Calibri"/>
+          <w:b w:val="0"/>
+          <w:color w:val="2B2B2B"/>
+          <w:sz w:val="22"/>
+        </w:rPr>
+        <w:t>Preguntar así: «¿en qué fechas, por qué medio y con qué autorización de la entidad?»</w:t>
+      </w:r>
+    </w:p>
+    <w:p>
+      <w:pPr>
         <w:pStyle w:val="ListBullet"/>
       </w:pPr>
       <w:r>
@@ -798,6 +676,20 @@
           <w:sz w:val="22"/>
         </w:rPr>
         <w:t>[ ] Si reconocieron que los datos de las encuestas son ilustrativos o simulados → suma; anotarlo literal</w:t>
+      </w:r>
+    </w:p>
+    <w:p>
+      <w:pPr>
+        <w:pStyle w:val="ListBullet2"/>
+      </w:pPr>
+      <w:r>
+        <w:rPr>
+          <w:rFonts w:ascii="Calibri" w:hAnsi="Calibri"/>
+          <w:b w:val="0"/>
+          <w:color w:val="2B2B2B"/>
+          <w:sz w:val="22"/>
+        </w:rPr>
+        <w:t>Preguntar así: «¿qué haría falta para una validación real y cuánto tomaría?»</w:t>
       </w:r>
     </w:p>
     <w:p>
@@ -816,7 +708,7 @@
     </w:p>
     <w:p>
       <w:pPr>
-        <w:pStyle w:val="ListBullet"/>
+        <w:pStyle w:val="ListBullet2"/>
       </w:pPr>
       <w:r>
         <w:rPr>
@@ -825,7 +717,7 @@
           <w:color w:val="2B2B2B"/>
           <w:sz w:val="22"/>
         </w:rPr>
-        <w:t>[ ] Si hablaron de gamificación como eje central → pedir qué está implementado de eso</w:t>
+        <w:t>Preguntar así: «¿qué explicación tienen para que ninguna de las 17 preguntas registre desacuerdo, y qué le dirían a un lector escéptico de esos porcentajes?»</w:t>
       </w:r>
     </w:p>
     <w:p>
@@ -839,7 +731,30 @@
           <w:color w:val="2B2B2B"/>
           <w:sz w:val="22"/>
         </w:rPr>
-        <w:t>[ ] Si solo habló un integrante → pedir al otro el recorrido del dato hasta el tablero</w:t>
+        <w:t xml:space="preserve">[ ] Si hablaron de gamificación como eje central → pedir qué está implementado de eso  </w:t>
+      </w:r>
+      <w:r>
+        <w:rPr>
+          <w:rFonts w:ascii="Calibri" w:hAnsi="Calibri"/>
+          <w:b/>
+          <w:color w:val="2B2B2B"/>
+          <w:sz w:val="22"/>
+        </w:rPr>
+        <w:t>(p. 40)</w:t>
+      </w:r>
+    </w:p>
+    <w:p>
+      <w:pPr>
+        <w:pStyle w:val="ListBullet2"/>
+      </w:pPr>
+      <w:r>
+        <w:rPr>
+          <w:rFonts w:ascii="Calibri" w:hAnsi="Calibri"/>
+          <w:b w:val="0"/>
+          <w:color w:val="2B2B2B"/>
+          <w:sz w:val="22"/>
+        </w:rPr>
+        <w:t>Preguntar así: «en el documento la gamificación son checkmarks y sonidos de confirmación (p. 40): ¿hay niveles, insignias o barras de progreso como anuncia el alcance (p. 19), y dónde se ven?»</w:t>
       </w:r>
     </w:p>
     <w:p>
@@ -853,7 +768,197 @@
           <w:color w:val="2B2B2B"/>
           <w:sz w:val="22"/>
         </w:rPr>
-        <w:t>[ ] Si afirmaron que la plataforma es accesible o inclusiva → pedir el criterio o la norma aplicada</w:t>
+        <w:t>[ ] Si saltaron los resultados por tiempo → ir directo al objetivo 4</w:t>
+      </w:r>
+    </w:p>
+    <w:p>
+      <w:pPr>
+        <w:pStyle w:val="ListBullet"/>
+      </w:pPr>
+      <w:r>
+        <w:rPr>
+          <w:rFonts w:ascii="Calibri" w:hAnsi="Calibri"/>
+          <w:b w:val="0"/>
+          <w:color w:val="2B2B2B"/>
+          <w:sz w:val="22"/>
+        </w:rPr>
+        <w:t xml:space="preserve">[ ] Si solo habló un integrante → pedir al otro el recorrido del dato hasta el tablero  </w:t>
+      </w:r>
+      <w:r>
+        <w:rPr>
+          <w:rFonts w:ascii="Calibri" w:hAnsi="Calibri"/>
+          <w:b/>
+          <w:color w:val="2B2B2B"/>
+          <w:sz w:val="22"/>
+        </w:rPr>
+        <w:t>(pp. 26-27)</w:t>
+      </w:r>
+    </w:p>
+    <w:p>
+      <w:pPr>
+        <w:pStyle w:val="ListBullet"/>
+      </w:pPr>
+      <w:r>
+        <w:rPr>
+          <w:rFonts w:ascii="Calibri" w:hAnsi="Calibri"/>
+          <w:b w:val="0"/>
+          <w:color w:val="2B2B2B"/>
+          <w:sz w:val="22"/>
+        </w:rPr>
+        <w:t xml:space="preserve">[ ] Si afirmaron que la plataforma es accesible o inclusiva → pedir el criterio o la norma aplicada  </w:t>
+      </w:r>
+      <w:r>
+        <w:rPr>
+          <w:rFonts w:ascii="Calibri" w:hAnsi="Calibri"/>
+          <w:b/>
+          <w:color w:val="2B2B2B"/>
+          <w:sz w:val="22"/>
+        </w:rPr>
+        <w:t>(pp. 20-21)</w:t>
+      </w:r>
+    </w:p>
+    <w:p>
+      <w:pPr>
+        <w:pStyle w:val="ListBullet"/>
+      </w:pPr>
+      <w:r>
+        <w:rPr>
+          <w:rFonts w:ascii="Calibri" w:hAnsi="Calibri"/>
+          <w:b w:val="0"/>
+          <w:color w:val="2B2B2B"/>
+          <w:sz w:val="22"/>
+        </w:rPr>
+        <w:t>[ ] Si atribuyeron el trabajo a tres personas o mencionaron a un tercero → no indagar en sala; anotar para la Dirección (p. 35)</w:t>
+      </w:r>
+    </w:p>
+    <w:p>
+      <w:r>
+        <w:rPr>
+          <w:rFonts w:ascii="Calibri" w:hAnsi="Calibri"/>
+          <w:b/>
+          <w:color w:val="2B2B2B"/>
+          <w:sz w:val="22"/>
+        </w:rPr>
+        <w:t>RESPUESTAS A LOS CONDICIONALES Y A LA RESERVA</w:t>
+      </w:r>
+      <w:r>
+        <w:rPr>
+          <w:rFonts w:ascii="Calibri" w:hAnsi="Calibri"/>
+          <w:b w:val="0"/>
+          <w:color w:val="2B2B2B"/>
+          <w:sz w:val="22"/>
+        </w:rPr>
+        <w:t xml:space="preserve"> — número del condicional (o «R» si es de reserva) y lo que contestó, con cifras y nombres tal como los diga. Este grupo no tiene documento: lo que no quede escrito aquí no va a existir en ninguna otra parte.</w:t>
+      </w:r>
+    </w:p>
+    <w:p>
+      <w:r>
+        <w:rPr>
+          <w:rFonts w:ascii="Calibri" w:hAnsi="Calibri"/>
+          <w:b w:val="0"/>
+          <w:color w:val="2B2B2B"/>
+          <w:sz w:val="22"/>
+        </w:rPr>
+        <w:t>____  ___________________________________________________________________________________</w:t>
+      </w:r>
+    </w:p>
+    <w:p>
+      <w:r>
+        <w:rPr>
+          <w:rFonts w:ascii="Calibri" w:hAnsi="Calibri"/>
+          <w:b w:val="0"/>
+          <w:color w:val="2B2B2B"/>
+          <w:sz w:val="22"/>
+        </w:rPr>
+        <w:t>____  ___________________________________________________________________________________</w:t>
+      </w:r>
+    </w:p>
+    <w:p>
+      <w:r>
+        <w:rPr>
+          <w:rFonts w:ascii="Calibri" w:hAnsi="Calibri"/>
+          <w:b w:val="0"/>
+          <w:color w:val="2B2B2B"/>
+          <w:sz w:val="22"/>
+        </w:rPr>
+        <w:t>____  ___________________________________________________________________________________</w:t>
+      </w:r>
+    </w:p>
+    <w:p>
+      <w:r>
+        <w:rPr>
+          <w:rFonts w:ascii="Calibri" w:hAnsi="Calibri"/>
+          <w:b w:val="0"/>
+          <w:color w:val="2B2B2B"/>
+          <w:sz w:val="22"/>
+        </w:rPr>
+        <w:t>____  ___________________________________________________________________________________</w:t>
+      </w:r>
+    </w:p>
+    <w:p>
+      <w:r>
+        <w:rPr>
+          <w:rFonts w:ascii="Calibri" w:hAnsi="Calibri"/>
+          <w:b w:val="0"/>
+          <w:color w:val="2B2B2B"/>
+          <w:sz w:val="22"/>
+        </w:rPr>
+        <w:t>____  ___________________________________________________________________________________</w:t>
+      </w:r>
+    </w:p>
+    <w:p>
+      <w:r>
+        <w:rPr>
+          <w:rFonts w:ascii="Calibri" w:hAnsi="Calibri"/>
+          <w:b w:val="0"/>
+          <w:color w:val="2B2B2B"/>
+          <w:sz w:val="22"/>
+        </w:rPr>
+        <w:t>____  ___________________________________________________________________________________</w:t>
+      </w:r>
+    </w:p>
+    <w:p>
+      <w:r>
+        <w:rPr>
+          <w:rFonts w:ascii="Calibri" w:hAnsi="Calibri"/>
+          <w:b w:val="0"/>
+          <w:color w:val="2B2B2B"/>
+          <w:sz w:val="22"/>
+        </w:rPr>
+        <w:t>____  ___________________________________________________________________________________</w:t>
+      </w:r>
+    </w:p>
+    <w:p>
+      <w:r>
+        <w:rPr>
+          <w:rFonts w:ascii="Calibri" w:hAnsi="Calibri"/>
+          <w:b w:val="0"/>
+          <w:color w:val="2B2B2B"/>
+          <w:sz w:val="22"/>
+        </w:rPr>
+        <w:t>____  ___________________________________________________________________________________</w:t>
+      </w:r>
+    </w:p>
+    <w:p>
+      <w:r>
+        <w:rPr>
+          <w:rFonts w:ascii="Calibri" w:hAnsi="Calibri"/>
+          <w:b w:val="0"/>
+          <w:color w:val="2B2B2B"/>
+          <w:sz w:val="22"/>
+        </w:rPr>
+        <w:t>____  ___________________________________________________________________________________</w:t>
+      </w:r>
+    </w:p>
+    <w:p>
+      <w:r>
+        <w:rPr>
+          <w:rFonts w:ascii="Calibri" w:hAnsi="Calibri"/>
+          <w:b w:val="0"/>
+          <w:color w:val="2B2B2B"/>
+          <w:sz w:val="22"/>
+        </w:rPr>
+        <w:t>____  ___________________________________________________________________________________</w:t>
       </w:r>
     </w:p>
     <w:p>
@@ -914,7 +1019,7 @@
           <w:color w:val="111111"/>
           <w:sz w:val="21"/>
         </w:rPr>
-        <w:t>Frase textual: ______________________________________________________________________</w:t>
+        <w:t>Frase textual:</w:t>
       </w:r>
     </w:p>
     <w:p>
@@ -971,7 +1076,7 @@
           <w:color w:val="111111"/>
           <w:sz w:val="21"/>
         </w:rPr>
-        <w:t>Frase textual: ______________________________________________________________________</w:t>
+        <w:t>Frase textual:</w:t>
       </w:r>
     </w:p>
     <w:p>
@@ -1028,7 +1133,7 @@
           <w:color w:val="111111"/>
           <w:sz w:val="21"/>
         </w:rPr>
-        <w:t>Frase textual: ______________________________________________________________________</w:t>
+        <w:t>Frase textual:</w:t>
       </w:r>
     </w:p>
     <w:p>
@@ -1164,320 +1269,147 @@
         <w:t xml:space="preserve"> por debajo de 4,0 mientras la muestra y la arquitectura no se aclaren.</w:t>
       </w:r>
     </w:p>
-    <w:tbl>
-      <w:tblPr>
-        <w:tblStyle w:val="TableGrid"/>
-        <w:tblW w:type="auto" w:w="0"/>
-        <w:tblLook w:firstColumn="1" w:firstRow="1" w:lastColumn="0" w:lastRow="0" w:noHBand="0" w:noVBand="1" w:val="04A0"/>
-      </w:tblPr>
-      <w:tblGrid>
-        <w:gridCol w:w="3264"/>
-        <w:gridCol w:w="3264"/>
-        <w:gridCol w:w="3264"/>
-      </w:tblGrid>
-      <w:tr>
-        <w:tc>
-          <w:tcPr>
-            <w:tcW w:type="dxa" w:w="3264"/>
-            <w:shd w:val="clear" w:fill="0C2340"/>
-            <w:shd w:val="clear" w:fill="0C2340"/>
-          </w:tcPr>
-          <w:p>
-            <w:r>
-              <w:rPr>
-                <w:rFonts w:ascii="Calibri" w:hAnsi="Calibri"/>
-                <w:b/>
-                <w:color w:val="FFFFFF"/>
-              </w:rPr>
-            </w:r>
-            <w:r>
-              <w:rPr>
-                <w:rFonts w:ascii="Calibri" w:hAnsi="Calibri"/>
-                <w:b/>
-                <w:color w:val="FFFFFF"/>
-                <w:sz w:val="21"/>
-              </w:rPr>
-              <w:t>Criterio</w:t>
-            </w:r>
-          </w:p>
-        </w:tc>
-        <w:tc>
-          <w:tcPr>
-            <w:tcW w:type="dxa" w:w="3264"/>
-            <w:shd w:val="clear" w:fill="0C2340"/>
-            <w:shd w:val="clear" w:fill="0C2340"/>
-          </w:tcPr>
-          <w:p>
-            <w:r>
-              <w:rPr>
-                <w:rFonts w:ascii="Calibri" w:hAnsi="Calibri"/>
-                <w:b/>
-                <w:color w:val="FFFFFF"/>
-              </w:rPr>
-            </w:r>
-            <w:r>
-              <w:rPr>
-                <w:rFonts w:ascii="Calibri" w:hAnsi="Calibri"/>
-                <w:b/>
-                <w:color w:val="FFFFFF"/>
-                <w:sz w:val="21"/>
-              </w:rPr>
-              <w:t>Rodear</w:t>
-            </w:r>
-          </w:p>
-        </w:tc>
-        <w:tc>
-          <w:tcPr>
-            <w:tcW w:type="dxa" w:w="3264"/>
-            <w:shd w:val="clear" w:fill="0C2340"/>
-            <w:shd w:val="clear" w:fill="0C2340"/>
-          </w:tcPr>
-          <w:p>
-            <w:r>
-              <w:rPr>
-                <w:rFonts w:ascii="Calibri" w:hAnsi="Calibri"/>
-                <w:b/>
-                <w:color w:val="FFFFFF"/>
-              </w:rPr>
-            </w:r>
-            <w:r>
-              <w:rPr>
-                <w:rFonts w:ascii="Calibri" w:hAnsi="Calibri"/>
-                <w:b/>
-                <w:color w:val="FFFFFF"/>
-                <w:sz w:val="21"/>
-              </w:rPr>
-              <w:t>Nota</w:t>
-            </w:r>
-          </w:p>
-        </w:tc>
-      </w:tr>
-      <w:tr>
-        <w:tc>
-          <w:tcPr>
-            <w:tcW w:type="dxa" w:w="3264"/>
-          </w:tcPr>
-          <w:p>
-            <w:r/>
-            <w:r>
-              <w:rPr>
-                <w:rFonts w:ascii="Calibri" w:hAnsi="Calibri"/>
-                <w:b w:val="0"/>
-                <w:color w:val="2B2B2B"/>
-                <w:sz w:val="20"/>
-              </w:rPr>
-              <w:t>Dominio del tema</w:t>
-            </w:r>
-          </w:p>
-        </w:tc>
-        <w:tc>
-          <w:tcPr>
-            <w:tcW w:type="dxa" w:w="3264"/>
-          </w:tcPr>
-          <w:p>
-            <w:r/>
-            <w:r>
-              <w:rPr>
-                <w:rFonts w:ascii="Calibri" w:hAnsi="Calibri"/>
-                <w:b w:val="0"/>
-                <w:color w:val="2B2B2B"/>
-                <w:sz w:val="20"/>
-              </w:rPr>
-              <w:t>0,1–2,9 · 3,0–3,5 · 3,6–4,5 · 4,6–5,0</w:t>
-            </w:r>
-          </w:p>
-        </w:tc>
-        <w:tc>
-          <w:tcPr>
-            <w:tcW w:type="dxa" w:w="3264"/>
-          </w:tcPr>
-          <w:p>
-            <w:r/>
-            <w:r>
-              <w:rPr>
-                <w:rFonts w:ascii="Calibri" w:hAnsi="Calibri"/>
-                <w:b w:val="0"/>
-                <w:color w:val="2B2B2B"/>
-                <w:sz w:val="20"/>
-              </w:rPr>
-              <w:t>____</w:t>
-            </w:r>
-          </w:p>
-        </w:tc>
-      </w:tr>
-      <w:tr>
-        <w:tc>
-          <w:tcPr>
-            <w:tcW w:type="dxa" w:w="3264"/>
-            <w:shd w:val="clear" w:fill="F5F7F5"/>
-            <w:shd w:val="clear" w:fill="F5F7F5"/>
-          </w:tcPr>
-          <w:p>
-            <w:r/>
-            <w:r>
-              <w:rPr>
-                <w:rFonts w:ascii="Calibri" w:hAnsi="Calibri"/>
-                <w:b w:val="0"/>
-                <w:color w:val="2B2B2B"/>
-                <w:sz w:val="20"/>
-              </w:rPr>
-              <w:t>Claridad</w:t>
-            </w:r>
-          </w:p>
-        </w:tc>
-        <w:tc>
-          <w:tcPr>
-            <w:tcW w:type="dxa" w:w="3264"/>
-            <w:shd w:val="clear" w:fill="F5F7F5"/>
-            <w:shd w:val="clear" w:fill="F5F7F5"/>
-          </w:tcPr>
-          <w:p>
-            <w:r/>
-            <w:r>
-              <w:rPr>
-                <w:rFonts w:ascii="Calibri" w:hAnsi="Calibri"/>
-                <w:b w:val="0"/>
-                <w:color w:val="2B2B2B"/>
-                <w:sz w:val="20"/>
-              </w:rPr>
-              <w:t>0,1–2,9 · 3,0–3,5 · 3,6–4,5 · 4,6–5,0</w:t>
-            </w:r>
-          </w:p>
-        </w:tc>
-        <w:tc>
-          <w:tcPr>
-            <w:tcW w:type="dxa" w:w="3264"/>
-            <w:shd w:val="clear" w:fill="F5F7F5"/>
-            <w:shd w:val="clear" w:fill="F5F7F5"/>
-          </w:tcPr>
-          <w:p>
-            <w:r/>
-            <w:r>
-              <w:rPr>
-                <w:rFonts w:ascii="Calibri" w:hAnsi="Calibri"/>
-                <w:b w:val="0"/>
-                <w:color w:val="2B2B2B"/>
-                <w:sz w:val="20"/>
-              </w:rPr>
-              <w:t>____</w:t>
-            </w:r>
-          </w:p>
-        </w:tc>
-      </w:tr>
-      <w:tr>
-        <w:tc>
-          <w:tcPr>
-            <w:tcW w:type="dxa" w:w="3264"/>
-          </w:tcPr>
-          <w:p>
-            <w:r/>
-            <w:r>
-              <w:rPr>
-                <w:rFonts w:ascii="Calibri" w:hAnsi="Calibri"/>
-                <w:b w:val="0"/>
-                <w:color w:val="2B2B2B"/>
-                <w:sz w:val="20"/>
-              </w:rPr>
-              <w:t>Coherencia del documento</w:t>
-            </w:r>
-          </w:p>
-        </w:tc>
-        <w:tc>
-          <w:tcPr>
-            <w:tcW w:type="dxa" w:w="3264"/>
-          </w:tcPr>
-          <w:p>
-            <w:r/>
-            <w:r>
-              <w:rPr>
-                <w:rFonts w:ascii="Calibri" w:hAnsi="Calibri"/>
-                <w:b w:val="0"/>
-                <w:color w:val="2B2B2B"/>
-                <w:sz w:val="20"/>
-              </w:rPr>
-              <w:t>0,1–2,9 · 3,0–3,5 · 3,6–4,5 · 4,6–5,0</w:t>
-            </w:r>
-          </w:p>
-        </w:tc>
-        <w:tc>
-          <w:tcPr>
-            <w:tcW w:type="dxa" w:w="3264"/>
-          </w:tcPr>
-          <w:p>
-            <w:r/>
-            <w:r>
-              <w:rPr>
-                <w:rFonts w:ascii="Calibri" w:hAnsi="Calibri"/>
-                <w:b w:val="0"/>
-                <w:color w:val="2B2B2B"/>
-                <w:sz w:val="20"/>
-              </w:rPr>
-              <w:t>____</w:t>
-            </w:r>
-          </w:p>
-        </w:tc>
-      </w:tr>
-      <w:tr>
-        <w:tc>
-          <w:tcPr>
-            <w:tcW w:type="dxa" w:w="3264"/>
-            <w:shd w:val="clear" w:fill="F5F7F5"/>
-            <w:shd w:val="clear" w:fill="F5F7F5"/>
-          </w:tcPr>
-          <w:p>
-            <w:r/>
-            <w:r>
-              <w:rPr>
-                <w:rFonts w:ascii="Calibri" w:hAnsi="Calibri"/>
-                <w:b w:val="0"/>
-                <w:color w:val="2B2B2B"/>
-                <w:sz w:val="20"/>
-              </w:rPr>
-              <w:t>Capacidad de defensa</w:t>
-            </w:r>
-          </w:p>
-        </w:tc>
-        <w:tc>
-          <w:tcPr>
-            <w:tcW w:type="dxa" w:w="3264"/>
-            <w:shd w:val="clear" w:fill="F5F7F5"/>
-            <w:shd w:val="clear" w:fill="F5F7F5"/>
-          </w:tcPr>
-          <w:p>
-            <w:r/>
-            <w:r>
-              <w:rPr>
-                <w:rFonts w:ascii="Calibri" w:hAnsi="Calibri"/>
-                <w:b w:val="0"/>
-                <w:color w:val="2B2B2B"/>
-                <w:sz w:val="20"/>
-              </w:rPr>
-              <w:t>0,1–2,9 · 3,0–3,5 · 3,6–4,5 · 4,6–5,0</w:t>
-            </w:r>
-          </w:p>
-        </w:tc>
-        <w:tc>
-          <w:tcPr>
-            <w:tcW w:type="dxa" w:w="3264"/>
-            <w:shd w:val="clear" w:fill="F5F7F5"/>
-            <w:shd w:val="clear" w:fill="F5F7F5"/>
-          </w:tcPr>
-          <w:p>
-            <w:r/>
-            <w:r>
-              <w:rPr>
-                <w:rFonts w:ascii="Calibri" w:hAnsi="Calibri"/>
-                <w:b w:val="0"/>
-                <w:color w:val="2B2B2B"/>
-                <w:sz w:val="20"/>
-              </w:rPr>
-              <w:t>____</w:t>
-            </w:r>
-          </w:p>
-        </w:tc>
-      </w:tr>
-    </w:tbl>
-    <w:p/>
+    <w:p>
+      <w:r>
+        <w:rPr>
+          <w:rFonts w:ascii="Calibri" w:hAnsi="Calibri"/>
+          <w:b/>
+          <w:color w:val="2B2B2B"/>
+          <w:sz w:val="22"/>
+        </w:rPr>
+        <w:t>Dominio del tema</w:t>
+      </w:r>
+      <w:r>
+        <w:rPr>
+          <w:rFonts w:ascii="Calibri" w:hAnsi="Calibri"/>
+          <w:b w:val="0"/>
+          <w:color w:val="2B2B2B"/>
+          <w:sz w:val="22"/>
+        </w:rPr>
+        <w:t xml:space="preserve"> — rodear:   0,1–2,9   ·   3,0–3,5   ·   3,6–4,5   ·   4,6–5,0   →   nota  ______</w:t>
+      </w:r>
+    </w:p>
+    <w:p>
+      <w:r>
+        <w:rPr>
+          <w:rFonts w:ascii="Calibri" w:hAnsi="Calibri"/>
+          <w:b/>
+          <w:color w:val="2B2B2B"/>
+          <w:sz w:val="22"/>
+        </w:rPr>
+        <w:t>Claridad</w:t>
+      </w:r>
+      <w:r>
+        <w:rPr>
+          <w:rFonts w:ascii="Calibri" w:hAnsi="Calibri"/>
+          <w:b w:val="0"/>
+          <w:color w:val="2B2B2B"/>
+          <w:sz w:val="22"/>
+        </w:rPr>
+        <w:t xml:space="preserve"> — rodear:   0,1–2,9   ·   3,0–3,5   ·   3,6–4,5   ·   4,6–5,0   →   nota  ______</w:t>
+      </w:r>
+    </w:p>
+    <w:p>
+      <w:r>
+        <w:rPr>
+          <w:rFonts w:ascii="Calibri" w:hAnsi="Calibri"/>
+          <w:b/>
+          <w:color w:val="2B2B2B"/>
+          <w:sz w:val="22"/>
+        </w:rPr>
+        <w:t>Coherencia del documento</w:t>
+      </w:r>
+      <w:r>
+        <w:rPr>
+          <w:rFonts w:ascii="Calibri" w:hAnsi="Calibri"/>
+          <w:b w:val="0"/>
+          <w:color w:val="2B2B2B"/>
+          <w:sz w:val="22"/>
+        </w:rPr>
+        <w:t xml:space="preserve"> — rodear:   0,1–2,9   ·   3,0–3,5   ·   3,6–4,5   ·   4,6–5,0   →   nota  ______</w:t>
+      </w:r>
+    </w:p>
+    <w:p>
+      <w:r>
+        <w:rPr>
+          <w:rFonts w:ascii="Calibri" w:hAnsi="Calibri"/>
+          <w:b/>
+          <w:color w:val="2B2B2B"/>
+          <w:sz w:val="22"/>
+        </w:rPr>
+        <w:t>Capacidad de defensa</w:t>
+      </w:r>
+      <w:r>
+        <w:rPr>
+          <w:rFonts w:ascii="Calibri" w:hAnsi="Calibri"/>
+          <w:b w:val="0"/>
+          <w:color w:val="2B2B2B"/>
+          <w:sz w:val="22"/>
+        </w:rPr>
+        <w:t xml:space="preserve"> — rodear:   0,1–2,9   ·   3,0–3,5   ·   3,6–4,5   ·   4,6–5,0   →   nota  ______</w:t>
+      </w:r>
+    </w:p>
+    <w:p>
+      <w:pPr>
+        <w:spacing w:before="200" w:after="60"/>
+      </w:pPr>
+      <w:r>
+        <w:rPr>
+          <w:rFonts w:ascii="Calibri" w:hAnsi="Calibri"/>
+          <w:b/>
+          <w:color w:val="007433"/>
+          <w:sz w:val="32"/>
+        </w:rPr>
+        <w:t>NOTA QUE REPORTO A LA MODERADORA:  __________</w:t>
+      </w:r>
+    </w:p>
+    <w:p>
+      <w:r>
+        <w:rPr>
+          <w:rFonts w:ascii="Calibri" w:hAnsi="Calibri"/>
+          <w:b w:val="0"/>
+          <w:color w:val="2B2B2B"/>
+          <w:sz w:val="22"/>
+        </w:rPr>
+        <w:t xml:space="preserve">Es </w:t>
+      </w:r>
+      <w:r>
+        <w:rPr>
+          <w:rFonts w:ascii="Calibri" w:hAnsi="Calibri"/>
+          <w:b/>
+          <w:color w:val="2B2B2B"/>
+          <w:sz w:val="22"/>
+        </w:rPr>
+        <w:t>una sola</w:t>
+      </w:r>
+      <w:r>
+        <w:rPr>
+          <w:rFonts w:ascii="Calibri" w:hAnsi="Calibri"/>
+          <w:b w:val="0"/>
+          <w:color w:val="2B2B2B"/>
+          <w:sz w:val="22"/>
+        </w:rPr>
+        <w:t xml:space="preserve"> nota, y es la única que queda en el acta. Regla: promedio simple de los cuatro criterios de arriba — el instructivo </w:t>
+      </w:r>
+      <w:r>
+        <w:rPr>
+          <w:rFonts w:ascii="Calibri" w:hAnsi="Calibri"/>
+          <w:b/>
+          <w:color w:val="2B2B2B"/>
+          <w:sz w:val="22"/>
+        </w:rPr>
+        <w:t>no publica ponderación entre ellos</w:t>
+      </w:r>
+      <w:r>
+        <w:rPr>
+          <w:rFonts w:ascii="Calibri" w:hAnsi="Calibri"/>
+          <w:b w:val="0"/>
+          <w:color w:val="2B2B2B"/>
+          <w:sz w:val="22"/>
+        </w:rPr>
+        <w:t xml:space="preserve"> (la de la p. 22, con pesos, califica otros seis criterios del informe escrito). Si la moderadora pide criterio por criterio, se leen los cuatro de arriba.</w:t>
+      </w:r>
+    </w:p>
     <w:p>
       <w:r>
         <w:rPr>
@@ -1500,7 +1432,7 @@
           <w:color w:val="2B2B2B"/>
           <w:sz w:val="22"/>
         </w:rPr>
-        <w:t>______________________________________________________________________________</w:t>
+        <w:t>______________________________________________________________________________________</w:t>
       </w:r>
     </w:p>
     <w:p>
@@ -1514,7 +1446,7 @@
           <w:color w:val="2B2B2B"/>
           <w:sz w:val="22"/>
         </w:rPr>
-        <w:t>______________________________________________________________________________</w:t>
+        <w:t>______________________________________________________________________________________</w:t>
       </w:r>
     </w:p>
     <w:p>
@@ -1528,7 +1460,7 @@
           <w:color w:val="2B2B2B"/>
           <w:sz w:val="22"/>
         </w:rPr>
-        <w:t>______________________________________________________________________________</w:t>
+        <w:t>______________________________________________________________________________________</w:t>
       </w:r>
     </w:p>
     <w:p>
@@ -1566,7 +1498,7 @@
           <w:color w:val="2B2B2B"/>
           <w:sz w:val="22"/>
         </w:rPr>
-        <w:t>Un 4,4 en un solo criterio bloquea la meritoria del grupo:</w:t>
+        <w:t>Meritoria</w:t>
       </w:r>
       <w:r>
         <w:rPr>
@@ -1575,7 +1507,43 @@
           <w:color w:val="2B2B2B"/>
           <w:sz w:val="22"/>
         </w:rPr>
-        <w:t xml:space="preserve"> si bajo de 4,5, tengo que poder decir la página.</w:t>
+        <w:t xml:space="preserve"> (instructivo p. 11): promedio de jurados ≥ 4,6 y &lt; 5,0, </w:t>
+      </w:r>
+      <w:r>
+        <w:rPr>
+          <w:rFonts w:ascii="Calibri" w:hAnsi="Calibri"/>
+          <w:b/>
+          <w:color w:val="2B2B2B"/>
+          <w:sz w:val="22"/>
+        </w:rPr>
+        <w:t>ninguna nota de jurado</w:t>
+      </w:r>
+      <w:r>
+        <w:rPr>
+          <w:rFonts w:ascii="Calibri" w:hAnsi="Calibri"/>
+          <w:b w:val="0"/>
+          <w:color w:val="2B2B2B"/>
+          <w:sz w:val="22"/>
+        </w:rPr>
+        <w:t xml:space="preserve"> inferior a 4,5, y la pide al menos un jurado. Los cuatro criterios de arriba son </w:t>
+      </w:r>
+      <w:r>
+        <w:rPr>
+          <w:rFonts w:ascii="Calibri" w:hAnsi="Calibri"/>
+          <w:b/>
+          <w:color w:val="2B2B2B"/>
+          <w:sz w:val="22"/>
+        </w:rPr>
+        <w:t>mi retícula interna</w:t>
+      </w:r>
+      <w:r>
+        <w:rPr>
+          <w:rFonts w:ascii="Calibri" w:hAnsi="Calibri"/>
+          <w:b w:val="0"/>
+          <w:color w:val="2B2B2B"/>
+          <w:sz w:val="22"/>
+        </w:rPr>
+        <w:t>, no notas que se reporten: si la que baja de 4,5 es mi nota única, tengo que poder decir la página.</w:t>
       </w:r>
     </w:p>
     <w:p>

--- a/Especializacion/Evaluaciones/2026-2/Fichas de evaluacion/10 - G-010 - Plataforma preparacion concursos DIAN/2 - Hoja de respuestas.docx
+++ b/Especializacion/Evaluaciones/2026-2/Fichas de evaluacion/10 - G-010 - Plataforma preparacion concursos DIAN/2 - Hoja de respuestas.docx
@@ -543,7 +543,7 @@
           <w:color w:val="007433"/>
           <w:sz w:val="32"/>
         </w:rPr>
-        <w:t>B · CONDICIONALES (§6 de la ficha) — marcar oyendo; cada marca elige la pregunta</w:t>
+        <w:t>B · CONDICIONALES (§7 de la ficha) — marcar oyendo; cada marca elige la pregunta</w:t>
       </w:r>
     </w:p>
     <w:p>
@@ -610,7 +610,7 @@
           <w:color w:val="2B2B2B"/>
           <w:sz w:val="22"/>
         </w:rPr>
-        <w:t xml:space="preserve">[ ] Si mostraron la plataforma y era Power Pages/Power BI → P1 resuelta: anotar y pedir por qué el documento dice Glide  </w:t>
+        <w:t xml:space="preserve">[ ] Si mostraron la plataforma y era Power Pages/Power BI → P1 resuelta: anotar y pasar a la reserva 4, por qué el documento dice Glide  </w:t>
       </w:r>
       <w:r>
         <w:rPr>
@@ -718,6 +718,43 @@
           <w:sz w:val="22"/>
         </w:rPr>
         <w:t>Preguntar así: «¿qué explicación tienen para que ninguna de las 17 preguntas registre desacuerdo, y qué le dirían a un lector escéptico de esos porcentajes?»</w:t>
+      </w:r>
+    </w:p>
+    <w:p>
+      <w:pPr>
+        <w:pStyle w:val="ListBullet"/>
+      </w:pPr>
+      <w:r>
+        <w:rPr>
+          <w:rFonts w:ascii="Calibri" w:hAnsi="Calibri"/>
+          <w:b w:val="0"/>
+          <w:color w:val="2B2B2B"/>
+          <w:sz w:val="22"/>
+        </w:rPr>
+        <w:t xml:space="preserve">[ ] Si proyectan la Ilustración 3 como la evolución de los simulacros → condicional atómico: si no la proyectan, no se pregunta  </w:t>
+      </w:r>
+      <w:r>
+        <w:rPr>
+          <w:rFonts w:ascii="Calibri" w:hAnsi="Calibri"/>
+          <w:b/>
+          <w:color w:val="2B2B2B"/>
+          <w:sz w:val="22"/>
+        </w:rPr>
+        <w:t>(p. 41)</w:t>
+      </w:r>
+    </w:p>
+    <w:p>
+      <w:pPr>
+        <w:pStyle w:val="ListBullet2"/>
+      </w:pPr>
+      <w:r>
+        <w:rPr>
+          <w:rFonts w:ascii="Calibri" w:hAnsi="Calibri"/>
+          <w:b w:val="0"/>
+          <w:color w:val="2B2B2B"/>
+          <w:sz w:val="22"/>
+        </w:rPr>
+        <w:t>Preguntar así: «en esa gráfica hay dos series rotuladas “Simulacro 2” y el eje de meses va Ago-Sep-Oct-Sep-Oct: ¿qué mide cada serie y en qué orden van los meses?»</w:t>
       </w:r>
     </w:p>
     <w:p>
@@ -848,7 +885,25 @@
           <w:color w:val="2B2B2B"/>
           <w:sz w:val="22"/>
         </w:rPr>
-        <w:t xml:space="preserve"> — número del condicional (o «R» si es de reserva) y lo que contestó, con cifras y nombres tal como los diga. Este grupo no tiene documento: lo que no quede escrito aquí no va a existir en ninguna otra parte.</w:t>
+        <w:t xml:space="preserve"> — número del condicional (o «R» si es de reserva) y lo que contestó, con cifras y nombres tal como los diga. Este grupo </w:t>
+      </w:r>
+      <w:r>
+        <w:rPr>
+          <w:rFonts w:ascii="Calibri" w:hAnsi="Calibri"/>
+          <w:b/>
+          <w:color w:val="2B2B2B"/>
+          <w:sz w:val="22"/>
+        </w:rPr>
+        <w:t>no entregó presentación</w:t>
+      </w:r>
+      <w:r>
+        <w:rPr>
+          <w:rFonts w:ascii="Calibri" w:hAnsi="Calibri"/>
+          <w:b w:val="0"/>
+          <w:color w:val="2B2B2B"/>
+          <w:sz w:val="22"/>
+        </w:rPr>
+        <w:t>: de lo que proyecten en sala no queda copia, así que lo que no se escriba aquí no va a existir en ninguna otra parte.</w:t>
       </w:r>
     </w:p>
     <w:p>
@@ -983,7 +1038,7 @@
           <w:color w:val="2B2B2B"/>
           <w:sz w:val="22"/>
         </w:rPr>
-        <w:t>Pregunta 1 — Cuál de las dos arquitecturas construyeron</w:t>
+        <w:t>Pregunta 1 — La URL con la que se entra hoy al prototipo</w:t>
       </w:r>
     </w:p>
     <w:p>
@@ -999,7 +1054,7 @@
           <w:color w:val="2B2B2B"/>
           <w:sz w:val="21"/>
         </w:rPr>
-        <w:t>«¿Cuál de las dos arquitecturas es la que ustedes construyeron y por qué el documento no registra el cambio? Los objetivos comprometen Glide Apps/AppSheet, Google Sheets y Looker Studio (pp. 15-16), y los resultados describen Power Pages, Microsoft Forms, Excel y Power BI (pp. 38, 50-51).»</w:t>
+        <w:t>«Página 57: la barra de direcciones dice “dian.colombia.noulo”. Dígannos ahora, en voz alta y letra por letra, la URL con la que un aspirante entra hoy al prototipo. Si no hay URL, díganlo con esas palabras: “la plataforma no está desplegada”.»</w:t>
       </w:r>
     </w:p>
     <w:p>
@@ -1040,7 +1095,7 @@
           <w:color w:val="2B2B2B"/>
           <w:sz w:val="22"/>
         </w:rPr>
-        <w:t>Pregunta 2 — Diez personas o cien funcionarios</w:t>
+        <w:t>Pregunta 2 — Funcionarios o aspirantes: una sola palabra</w:t>
       </w:r>
     </w:p>
     <w:p>
@@ -1056,7 +1111,7 @@
           <w:color w:val="2B2B2B"/>
           <w:sz w:val="21"/>
         </w:rPr>
-        <w:t>«En el objetivo 4 aparecen 10 personas (p. 42) y luego 100 funcionarios de la DIAN (pp. 52, 59, 65): ¿cuántos usuarios probaron realmente el prototipo, quiénes eran y cómo consiguieron ese acceso?»</w:t>
+        <w:t>«El Gráfico 11 de la página 67 pregunta por “su confianza para presentar el examen real”. Un funcionario de carrera ya lo presentó. ¿Los 100 que respondieron eran funcionarios o aspirantes? Una sola palabra.»</w:t>
       </w:r>
     </w:p>
     <w:p>
@@ -1097,7 +1152,7 @@
           <w:color w:val="2B2B2B"/>
           <w:sz w:val="22"/>
         </w:rPr>
-        <w:t>Pregunta 3 — Rendimiento o percepción</w:t>
+        <w:t>Pregunta 3 — Dos puntajes de una misma persona</w:t>
       </w:r>
     </w:p>
     <w:p>
@@ -1113,7 +1168,7 @@
           <w:color w:val="2B2B2B"/>
           <w:sz w:val="21"/>
         </w:rPr>
-        <w:t>«Su pregunta de investigación es cómo influye la plataforma en el rendimiento (p. 14) y la metodología anuncia medir “rendimiento inicial y final” (p. 28), pero el diseño es no experimental transeccional (p. 30) y todos los datos reportados son de percepción (pp. 53-73): ¿tienen puntajes del mismo usuario en dos momentos y, si no, cómo debería leerse la conclusión de la p. 74?»</w:t>
+        <w:t>«Denos dos números del Excel de respuestas: el puntaje del primer simulacro y el del último simulacro de una misma persona. No de la Ilustración 3, del archivo. Si el Excel no guarda dos intentos por persona, díganlo.»</w:t>
       </w:r>
     </w:p>
     <w:p>
@@ -1163,7 +1218,7 @@
           <w:color w:val="2B2B2B"/>
           <w:sz w:val="22"/>
         </w:rPr>
-        <w:t xml:space="preserve"> cómo se calcula el puntaje frente al umbral 65/100 (pp. 26-27) · unidad de análisis: aspirantes frente a funcionarios (pp. 31, 52) · quién sostiene la plataforma y con qué licencias</w:t>
+        <w:t xml:space="preserve"> las dos arquitecturas, Google frente a Power Pages (reserva 4) · la columna «Posición Actual 112 h» del tablero (reserva 5) · el indicador SUS 68/100 prometido y no reportado (p. 15) · cómo se calcula el puntaje frente al umbral 65/100 (pp. 26-27)</w:t>
       </w:r>
     </w:p>
     <w:p>
@@ -1257,7 +1312,7 @@
           <w:color w:val="2B2B2B"/>
           <w:sz w:val="22"/>
         </w:rPr>
-        <w:t>Partida antes de oír (§7 de la ficha):</w:t>
+        <w:t>Partida antes de oír (§8 de la ficha):</w:t>
       </w:r>
       <w:r>
         <w:rPr>
@@ -1564,6 +1619,297 @@
           <w:sz w:val="22"/>
         </w:rPr>
         <w:t xml:space="preserve"> ✓ lo dijo · ✗ no lo dijo · ~ ambiguo · ! contradice el documento (p. __) · ☐ verificar después</w:t>
+      </w:r>
+    </w:p>
+    <w:p>
+      <w:pPr>
+        <w:spacing w:before="200" w:after="60"/>
+      </w:pPr>
+      <w:r>
+        <w:rPr>
+          <w:rFonts w:ascii="Calibri" w:hAnsi="Calibri"/>
+          <w:b/>
+          <w:color w:val="007433"/>
+          <w:sz w:val="32"/>
+        </w:rPr>
+        <w:t>E · FORMULARIO OFICIAL DEL JURADO — 5 criterios, escala 1–5</w:t>
+      </w:r>
+    </w:p>
+    <w:p>
+      <w:r>
+        <w:rPr>
+          <w:rFonts w:ascii="Calibri" w:hAnsi="Calibri"/>
+          <w:b w:val="0"/>
+          <w:color w:val="2B2B2B"/>
+          <w:sz w:val="22"/>
+        </w:rPr>
+        <w:t xml:space="preserve">Instrumento </w:t>
+      </w:r>
+      <w:r>
+        <w:rPr>
+          <w:rFonts w:ascii="Calibri" w:hAnsi="Calibri"/>
+          <w:b/>
+          <w:color w:val="2B2B2B"/>
+          <w:sz w:val="22"/>
+        </w:rPr>
+        <w:t>distinto</w:t>
+      </w:r>
+      <w:r>
+        <w:rPr>
+          <w:rFonts w:ascii="Calibri" w:hAnsi="Calibri"/>
+          <w:b w:val="0"/>
+          <w:color w:val="2B2B2B"/>
+          <w:sz w:val="22"/>
+        </w:rPr>
+        <w:t xml:space="preserve"> de los cuatro criterios de la §D: aquellos dan la </w:t>
+      </w:r>
+      <w:r>
+        <w:rPr>
+          <w:rFonts w:ascii="Calibri" w:hAnsi="Calibri"/>
+          <w:b/>
+          <w:color w:val="2B2B2B"/>
+          <w:sz w:val="22"/>
+        </w:rPr>
+        <w:t>nota del acta</w:t>
+      </w:r>
+      <w:r>
+        <w:rPr>
+          <w:rFonts w:ascii="Calibri" w:hAnsi="Calibri"/>
+          <w:b w:val="0"/>
+          <w:color w:val="2B2B2B"/>
+          <w:sz w:val="22"/>
+        </w:rPr>
+        <w:t xml:space="preserve">, estos cinco van al formulario de la Dirección y </w:t>
+      </w:r>
+      <w:r>
+        <w:rPr>
+          <w:rFonts w:ascii="Calibri" w:hAnsi="Calibri"/>
+          <w:b/>
+          <w:color w:val="2B2B2B"/>
+          <w:sz w:val="22"/>
+        </w:rPr>
+        <w:t>no son notas</w:t>
+      </w:r>
+      <w:r>
+        <w:rPr>
+          <w:rFonts w:ascii="Calibri" w:hAnsi="Calibri"/>
+          <w:b w:val="0"/>
+          <w:color w:val="2B2B2B"/>
+          <w:sz w:val="22"/>
+        </w:rPr>
+        <w:t xml:space="preserve">. Las cinco se responden con el documento, así que vienen </w:t>
+      </w:r>
+      <w:r>
+        <w:rPr>
+          <w:rFonts w:ascii="Calibri" w:hAnsi="Calibri"/>
+          <w:b/>
+          <w:color w:val="2B2B2B"/>
+          <w:sz w:val="22"/>
+        </w:rPr>
+        <w:t>precargadas</w:t>
+      </w:r>
+      <w:r>
+        <w:rPr>
+          <w:rFonts w:ascii="Calibri" w:hAnsi="Calibri"/>
+          <w:b w:val="0"/>
+          <w:color w:val="2B2B2B"/>
+          <w:sz w:val="22"/>
+        </w:rPr>
+        <w:t xml:space="preserve"> desde la §8.1 de la ficha, que trae la página que sostiene cada casilla. En sala solo se confirma; si la sustentación cambia una, se tacha y se rodea otra.</w:t>
+      </w:r>
+    </w:p>
+    <w:p>
+      <w:r>
+        <w:rPr>
+          <w:rFonts w:ascii="Calibri" w:hAnsi="Calibri"/>
+          <w:b/>
+          <w:color w:val="2B2B2B"/>
+          <w:sz w:val="22"/>
+        </w:rPr>
+        <w:t>1. Problemática y objetivos</w:t>
+      </w:r>
+      <w:r>
+        <w:rPr>
+          <w:rFonts w:ascii="Calibri" w:hAnsi="Calibri"/>
+          <w:b w:val="0"/>
+          <w:color w:val="2B2B2B"/>
+          <w:sz w:val="22"/>
+        </w:rPr>
+        <w:t xml:space="preserve"> — rodear:   1   ·   2   ·   3   ·   4   ·   5   →   precargado </w:t>
+      </w:r>
+      <w:r>
+        <w:rPr>
+          <w:rFonts w:ascii="Calibri" w:hAnsi="Calibri"/>
+          <w:b/>
+          <w:color w:val="2B2B2B"/>
+          <w:sz w:val="22"/>
+        </w:rPr>
+        <w:t>2</w:t>
+      </w:r>
+    </w:p>
+    <w:p>
+      <w:r>
+        <w:rPr>
+          <w:rFonts w:ascii="Calibri" w:hAnsi="Calibri"/>
+          <w:b/>
+          <w:color w:val="2B2B2B"/>
+          <w:sz w:val="22"/>
+        </w:rPr>
+        <w:t>2. Marco teórico y referentes</w:t>
+      </w:r>
+      <w:r>
+        <w:rPr>
+          <w:rFonts w:ascii="Calibri" w:hAnsi="Calibri"/>
+          <w:b w:val="0"/>
+          <w:color w:val="2B2B2B"/>
+          <w:sz w:val="22"/>
+        </w:rPr>
+        <w:t xml:space="preserve"> — rodear:   1   ·   2   ·   3   ·   4   ·   5   →   precargado </w:t>
+      </w:r>
+      <w:r>
+        <w:rPr>
+          <w:rFonts w:ascii="Calibri" w:hAnsi="Calibri"/>
+          <w:b/>
+          <w:color w:val="2B2B2B"/>
+          <w:sz w:val="22"/>
+        </w:rPr>
+        <w:t>3</w:t>
+      </w:r>
+    </w:p>
+    <w:p>
+      <w:r>
+        <w:rPr>
+          <w:rFonts w:ascii="Calibri" w:hAnsi="Calibri"/>
+          <w:b/>
+          <w:color w:val="2B2B2B"/>
+          <w:sz w:val="22"/>
+        </w:rPr>
+        <w:t>3. Metodología, muestra y diseño</w:t>
+      </w:r>
+      <w:r>
+        <w:rPr>
+          <w:rFonts w:ascii="Calibri" w:hAnsi="Calibri"/>
+          <w:b w:val="0"/>
+          <w:color w:val="2B2B2B"/>
+          <w:sz w:val="22"/>
+        </w:rPr>
+        <w:t xml:space="preserve"> — rodear:   1   ·   2   ·   3   ·   4   ·   5   →   precargado </w:t>
+      </w:r>
+      <w:r>
+        <w:rPr>
+          <w:rFonts w:ascii="Calibri" w:hAnsi="Calibri"/>
+          <w:b/>
+          <w:color w:val="2B2B2B"/>
+          <w:sz w:val="22"/>
+        </w:rPr>
+        <w:t>2</w:t>
+      </w:r>
+    </w:p>
+    <w:p>
+      <w:r>
+        <w:rPr>
+          <w:rFonts w:ascii="Calibri" w:hAnsi="Calibri"/>
+          <w:b/>
+          <w:color w:val="2B2B2B"/>
+          <w:sz w:val="22"/>
+        </w:rPr>
+        <w:t>4. Resultados y conclusiones</w:t>
+      </w:r>
+      <w:r>
+        <w:rPr>
+          <w:rFonts w:ascii="Calibri" w:hAnsi="Calibri"/>
+          <w:b w:val="0"/>
+          <w:color w:val="2B2B2B"/>
+          <w:sz w:val="22"/>
+        </w:rPr>
+        <w:t xml:space="preserve"> — rodear:   1   ·   2   ·   3   ·   4   ·   5   →   precargado </w:t>
+      </w:r>
+      <w:r>
+        <w:rPr>
+          <w:rFonts w:ascii="Calibri" w:hAnsi="Calibri"/>
+          <w:b/>
+          <w:color w:val="2B2B2B"/>
+          <w:sz w:val="22"/>
+        </w:rPr>
+        <w:t>2</w:t>
+      </w:r>
+    </w:p>
+    <w:p>
+      <w:r>
+        <w:rPr>
+          <w:rFonts w:ascii="Calibri" w:hAnsi="Calibri"/>
+          <w:b/>
+          <w:color w:val="2B2B2B"/>
+          <w:sz w:val="22"/>
+        </w:rPr>
+        <w:t>5. Pertinencia disciplinar</w:t>
+      </w:r>
+      <w:r>
+        <w:rPr>
+          <w:rFonts w:ascii="Calibri" w:hAnsi="Calibri"/>
+          <w:b w:val="0"/>
+          <w:color w:val="2B2B2B"/>
+          <w:sz w:val="22"/>
+        </w:rPr>
+        <w:t xml:space="preserve"> — rodear:   1   ·   2   ·   3   ·   4   ·   5   →   precargado </w:t>
+      </w:r>
+      <w:r>
+        <w:rPr>
+          <w:rFonts w:ascii="Calibri" w:hAnsi="Calibri"/>
+          <w:b/>
+          <w:color w:val="2B2B2B"/>
+          <w:sz w:val="22"/>
+        </w:rPr>
+        <w:t>3</w:t>
+      </w:r>
+    </w:p>
+    <w:p>
+      <w:r>
+        <w:rPr>
+          <w:rFonts w:ascii="Calibri" w:hAnsi="Calibri"/>
+          <w:b/>
+          <w:color w:val="2B2B2B"/>
+          <w:sz w:val="22"/>
+        </w:rPr>
+        <w:t>Suma:  ______ / 25</w:t>
+      </w:r>
+      <w:r>
+        <w:rPr>
+          <w:rFonts w:ascii="Calibri" w:hAnsi="Calibri"/>
+          <w:b w:val="0"/>
+          <w:color w:val="2B2B2B"/>
+          <w:sz w:val="22"/>
+        </w:rPr>
+        <w:t xml:space="preserve">   ·   precargada: </w:t>
+      </w:r>
+      <w:r>
+        <w:rPr>
+          <w:rFonts w:ascii="Calibri" w:hAnsi="Calibri"/>
+          <w:b/>
+          <w:color w:val="2B2B2B"/>
+          <w:sz w:val="22"/>
+        </w:rPr>
+        <w:t>12 / 25</w:t>
+      </w:r>
+    </w:p>
+    <w:p>
+      <w:r>
+        <w:rPr>
+          <w:rFonts w:ascii="Calibri" w:hAnsi="Calibri"/>
+          <w:b/>
+          <w:color w:val="2B2B2B"/>
+          <w:sz w:val="22"/>
+        </w:rPr>
+        <w:t>Si cambio una casilla, la razón en una línea</w:t>
+      </w:r>
+      <w:r>
+        <w:rPr>
+          <w:rFonts w:ascii="Calibri" w:hAnsi="Calibri"/>
+          <w:b w:val="0"/>
+          <w:color w:val="2B2B2B"/>
+          <w:sz w:val="22"/>
+        </w:rPr>
+        <w:t xml:space="preserve"> (la §8.1 trae el sustento del precargado):   ______________________________________________________</w:t>
       </w:r>
     </w:p>
     <w:sectPr>
